--- a/zht/docx/022.content.docx
+++ b/zht/docx/022.content.docx
@@ -553,18 +553,12 @@
           <w:lang w:val="zh_TW" w:bidi="zh_TW"/>
         </w:rPr>
       </w:r>
-      <w:hyperlink r:id="rId13">
-        <w:r>
-          <w:rPr>
-            <w:lang w:val="zh_TW" w:bidi="zh_TW"/>
-          </w:rPr>
-          <w:rPr>
-            <w:color w:val="0000EE"/>
-            <w:u w:val="single"/>
-          </w:rPr>
-          <w:t>哥林多前書6:15</w:t>
-        </w:r>
-      </w:hyperlink>
+      <w:r>
+        <w:rPr>
+          <w:lang w:val="zh_TW" w:bidi="zh_TW"/>
+        </w:rPr>
+        <w:t>哥林多前書6:15</w:t>
+      </w:r>
     </w:p>
     <w:p>
       <w:pPr>
@@ -577,18 +571,12 @@
           <w:lang w:val="zh_TW" w:bidi="zh_TW"/>
         </w:rPr>
       </w:r>
-      <w:hyperlink r:id="rId14">
-        <w:r>
-          <w:rPr>
-            <w:lang w:val="zh_TW" w:bidi="zh_TW"/>
-          </w:rPr>
-          <w:rPr>
-            <w:color w:val="0000EE"/>
-            <w:u w:val="single"/>
-          </w:rPr>
-          <w:t>哥林多前書12:14–17</w:t>
-        </w:r>
-      </w:hyperlink>
+      <w:r>
+        <w:rPr>
+          <w:lang w:val="zh_TW" w:bidi="zh_TW"/>
+        </w:rPr>
+        <w:t>哥林多前書12:14–17</w:t>
+      </w:r>
     </w:p>
     <w:p>
       <w:pPr>
@@ -601,18 +589,12 @@
           <w:lang w:val="zh_TW" w:bidi="zh_TW"/>
         </w:rPr>
       </w:r>
-      <w:hyperlink r:id="rId15">
-        <w:r>
-          <w:rPr>
-            <w:lang w:val="zh_TW" w:bidi="zh_TW"/>
-          </w:rPr>
-          <w:rPr>
-            <w:color w:val="0000EE"/>
-            <w:u w:val="single"/>
-          </w:rPr>
-          <w:t>民數記16:2</w:t>
-        </w:r>
-      </w:hyperlink>
+      <w:r>
+        <w:rPr>
+          <w:lang w:val="zh_TW" w:bidi="zh_TW"/>
+        </w:rPr>
+        <w:t>民數記16:2</w:t>
+      </w:r>
     </w:p>
     <w:p>
       <w:pPr>
@@ -625,18 +607,12 @@
           <w:lang w:val="zh_TW" w:bidi="zh_TW"/>
         </w:rPr>
       </w:r>
-      <w:hyperlink r:id="rId16">
-        <w:r>
-          <w:rPr>
-            <w:lang w:val="zh_TW" w:bidi="zh_TW"/>
-          </w:rPr>
-          <w:rPr>
-            <w:color w:val="0000EE"/>
-            <w:u w:val="single"/>
-          </w:rPr>
-          <w:t>羅馬書12:5</w:t>
-        </w:r>
-      </w:hyperlink>
+      <w:r>
+        <w:rPr>
+          <w:lang w:val="zh_TW" w:bidi="zh_TW"/>
+        </w:rPr>
+        <w:t>羅馬書12:5</w:t>
+      </w:r>
     </w:p>
     <w:p>
       <w:pPr>
@@ -1376,18 +1352,12 @@
           <w:lang w:val="zh_TW" w:bidi="zh_TW"/>
         </w:rPr>
       </w:r>
-      <w:hyperlink r:id="rId17">
-        <w:r>
-          <w:rPr>
-            <w:lang w:val="zh_TW" w:bidi="zh_TW"/>
-          </w:rPr>
-          <w:rPr>
-            <w:color w:val="0000EE"/>
-            <w:u w:val="single"/>
-          </w:rPr>
-          <w:t>但以理書11:38–39</w:t>
-        </w:r>
-      </w:hyperlink>
+      <w:r>
+        <w:rPr>
+          <w:lang w:val="zh_TW" w:bidi="zh_TW"/>
+        </w:rPr>
+        <w:t>但以理書11:38–39</w:t>
+      </w:r>
     </w:p>
     <w:p>
       <w:pPr>
@@ -1400,18 +1370,12 @@
           <w:lang w:val="zh_TW" w:bidi="zh_TW"/>
         </w:rPr>
       </w:r>
-      <w:hyperlink r:id="rId18">
-        <w:r>
-          <w:rPr>
-            <w:lang w:val="zh_TW" w:bidi="zh_TW"/>
-          </w:rPr>
-          <w:rPr>
-            <w:color w:val="0000EE"/>
-            <w:u w:val="single"/>
-          </w:rPr>
-          <w:t>耶利米書9:4–6</w:t>
-        </w:r>
-      </w:hyperlink>
+      <w:r>
+        <w:rPr>
+          <w:lang w:val="zh_TW" w:bidi="zh_TW"/>
+        </w:rPr>
+        <w:t>耶利米書9:4–6</w:t>
+      </w:r>
     </w:p>
     <w:p>
       <w:pPr>
@@ -1424,18 +1388,12 @@
           <w:lang w:val="zh_TW" w:bidi="zh_TW"/>
         </w:rPr>
       </w:r>
-      <w:hyperlink r:id="rId19">
-        <w:r>
-          <w:rPr>
-            <w:lang w:val="zh_TW" w:bidi="zh_TW"/>
-          </w:rPr>
-          <w:rPr>
-            <w:color w:val="0000EE"/>
-            <w:u w:val="single"/>
-          </w:rPr>
-          <w:t>約伯記34:26–28</w:t>
-        </w:r>
-      </w:hyperlink>
+      <w:r>
+        <w:rPr>
+          <w:lang w:val="zh_TW" w:bidi="zh_TW"/>
+        </w:rPr>
+        <w:t>約伯記34:26–28</w:t>
+      </w:r>
     </w:p>
     <w:p>
       <w:pPr>
@@ -1448,18 +1406,12 @@
           <w:lang w:val="zh_TW" w:bidi="zh_TW"/>
         </w:rPr>
       </w:r>
-      <w:hyperlink r:id="rId20">
-        <w:r>
-          <w:rPr>
-            <w:lang w:val="zh_TW" w:bidi="zh_TW"/>
-          </w:rPr>
-          <w:rPr>
-            <w:color w:val="0000EE"/>
-            <w:u w:val="single"/>
-          </w:rPr>
-          <w:t>利未記22:32</w:t>
-        </w:r>
-      </w:hyperlink>
+      <w:r>
+        <w:rPr>
+          <w:lang w:val="zh_TW" w:bidi="zh_TW"/>
+        </w:rPr>
+        <w:t>利未記22:32</w:t>
+      </w:r>
     </w:p>
     <w:p>
       <w:pPr>
@@ -1472,18 +1424,12 @@
           <w:lang w:val="zh_TW" w:bidi="zh_TW"/>
         </w:rPr>
       </w:r>
-      <w:hyperlink r:id="rId21">
-        <w:r>
-          <w:rPr>
-            <w:lang w:val="zh_TW" w:bidi="zh_TW"/>
-          </w:rPr>
-          <w:rPr>
-            <w:color w:val="0000EE"/>
-            <w:u w:val="single"/>
-          </w:rPr>
-          <w:t>詩篇29:1–2</w:t>
-        </w:r>
-      </w:hyperlink>
+      <w:r>
+        <w:rPr>
+          <w:lang w:val="zh_TW" w:bidi="zh_TW"/>
+        </w:rPr>
+        <w:t>詩篇29:1–2</w:t>
+      </w:r>
     </w:p>
     <w:p>
       <w:pPr>
@@ -1770,18 +1716,12 @@
           <w:lang w:val="zh_TW" w:bidi="zh_TW"/>
         </w:rPr>
       </w:r>
-      <w:hyperlink r:id="rId22">
-        <w:r>
-          <w:rPr>
-            <w:lang w:val="zh_TW" w:bidi="zh_TW"/>
-          </w:rPr>
-          <w:rPr>
-            <w:color w:val="0000EE"/>
-            <w:u w:val="single"/>
-          </w:rPr>
-          <w:t>約翰壹書1:8–10</w:t>
-        </w:r>
-      </w:hyperlink>
+      <w:r>
+        <w:rPr>
+          <w:lang w:val="zh_TW" w:bidi="zh_TW"/>
+        </w:rPr>
+        <w:t>約翰壹書1:8–10</w:t>
+      </w:r>
     </w:p>
     <w:p>
       <w:pPr>
@@ -1794,18 +1734,12 @@
           <w:lang w:val="zh_TW" w:bidi="zh_TW"/>
         </w:rPr>
       </w:r>
-      <w:hyperlink r:id="rId23">
-        <w:r>
-          <w:rPr>
-            <w:lang w:val="zh_TW" w:bidi="zh_TW"/>
-          </w:rPr>
-          <w:rPr>
-            <w:color w:val="0000EE"/>
-            <w:u w:val="single"/>
-          </w:rPr>
-          <w:t>約翰貳書1:7–8</w:t>
-        </w:r>
-      </w:hyperlink>
+      <w:r>
+        <w:rPr>
+          <w:lang w:val="zh_TW" w:bidi="zh_TW"/>
+        </w:rPr>
+        <w:t>約翰貳書1:7–8</w:t>
+      </w:r>
     </w:p>
     <w:p>
       <w:pPr>
@@ -1818,18 +1752,12 @@
           <w:lang w:val="zh_TW" w:bidi="zh_TW"/>
         </w:rPr>
       </w:r>
-      <w:hyperlink r:id="rId24">
-        <w:r>
-          <w:rPr>
-            <w:lang w:val="zh_TW" w:bidi="zh_TW"/>
-          </w:rPr>
-          <w:rPr>
-            <w:color w:val="0000EE"/>
-            <w:u w:val="single"/>
-          </w:rPr>
-          <w:t>雅各書5:16</w:t>
-        </w:r>
-      </w:hyperlink>
+      <w:r>
+        <w:rPr>
+          <w:lang w:val="zh_TW" w:bidi="zh_TW"/>
+        </w:rPr>
+        <w:t>雅各書5:16</w:t>
+      </w:r>
     </w:p>
     <w:p>
       <w:pPr>
@@ -1842,18 +1770,12 @@
           <w:lang w:val="zh_TW" w:bidi="zh_TW"/>
         </w:rPr>
       </w:r>
-      <w:hyperlink r:id="rId25">
-        <w:r>
-          <w:rPr>
-            <w:lang w:val="zh_TW" w:bidi="zh_TW"/>
-          </w:rPr>
-          <w:rPr>
-            <w:color w:val="0000EE"/>
-            <w:u w:val="single"/>
-          </w:rPr>
-          <w:t>利未記5:5–6</w:t>
-        </w:r>
-      </w:hyperlink>
+      <w:r>
+        <w:rPr>
+          <w:lang w:val="zh_TW" w:bidi="zh_TW"/>
+        </w:rPr>
+        <w:t>利未記5:5–6</w:t>
+      </w:r>
     </w:p>
     <w:p>
       <w:pPr>
@@ -1866,18 +1788,12 @@
           <w:lang w:val="zh_TW" w:bidi="zh_TW"/>
         </w:rPr>
       </w:r>
-      <w:hyperlink r:id="rId26">
-        <w:r>
-          <w:rPr>
-            <w:lang w:val="zh_TW" w:bidi="zh_TW"/>
-          </w:rPr>
-          <w:rPr>
-            <w:color w:val="0000EE"/>
-            <w:u w:val="single"/>
-          </w:rPr>
-          <w:t>馬太福音3:4–6</w:t>
-        </w:r>
-      </w:hyperlink>
+      <w:r>
+        <w:rPr>
+          <w:lang w:val="zh_TW" w:bidi="zh_TW"/>
+        </w:rPr>
+        <w:t>馬太福音3:4–6</w:t>
+      </w:r>
     </w:p>
     <w:p>
       <w:pPr>
@@ -1890,18 +1806,12 @@
           <w:lang w:val="zh_TW" w:bidi="zh_TW"/>
         </w:rPr>
       </w:r>
-      <w:hyperlink r:id="rId27">
-        <w:r>
-          <w:rPr>
-            <w:lang w:val="zh_TW" w:bidi="zh_TW"/>
-          </w:rPr>
-          <w:rPr>
-            <w:color w:val="0000EE"/>
-            <w:u w:val="single"/>
-          </w:rPr>
-          <w:t>尼希米記1:6–7</w:t>
-        </w:r>
-      </w:hyperlink>
+      <w:r>
+        <w:rPr>
+          <w:lang w:val="zh_TW" w:bidi="zh_TW"/>
+        </w:rPr>
+        <w:t>尼希米記1:6–7</w:t>
+      </w:r>
     </w:p>
     <w:p>
       <w:pPr>
@@ -1914,18 +1824,12 @@
           <w:lang w:val="zh_TW" w:bidi="zh_TW"/>
         </w:rPr>
       </w:r>
-      <w:hyperlink r:id="rId28">
-        <w:r>
-          <w:rPr>
-            <w:lang w:val="zh_TW" w:bidi="zh_TW"/>
-          </w:rPr>
-          <w:rPr>
-            <w:color w:val="0000EE"/>
-            <w:u w:val="single"/>
-          </w:rPr>
-          <w:t>腓立比書2:9–11</w:t>
-        </w:r>
-      </w:hyperlink>
+      <w:r>
+        <w:rPr>
+          <w:lang w:val="zh_TW" w:bidi="zh_TW"/>
+        </w:rPr>
+        <w:t>腓立比書2:9–11</w:t>
+      </w:r>
     </w:p>
     <w:p>
       <w:pPr>
@@ -1938,18 +1842,12 @@
           <w:lang w:val="zh_TW" w:bidi="zh_TW"/>
         </w:rPr>
       </w:r>
-      <w:hyperlink r:id="rId29">
-        <w:r>
-          <w:rPr>
-            <w:lang w:val="zh_TW" w:bidi="zh_TW"/>
-          </w:rPr>
-          <w:rPr>
-            <w:color w:val="0000EE"/>
-            <w:u w:val="single"/>
-          </w:rPr>
-          <w:t>詩篇38:17–18</w:t>
-        </w:r>
-      </w:hyperlink>
+      <w:r>
+        <w:rPr>
+          <w:lang w:val="zh_TW" w:bidi="zh_TW"/>
+        </w:rPr>
+        <w:t>詩篇38:17–18</w:t>
+      </w:r>
     </w:p>
     <w:p>
       <w:pPr>

--- a/zht/docx/022.content.docx
+++ b/zht/docx/022.content.docx
@@ -492,19 +492,7 @@
         <w:rPr>
           <w:lang w:val="zh_TW" w:bidi="zh_TW"/>
         </w:rPr>
-        <w:t>（另見：</w:t>
-      </w:r>
-      <w:r>
-        <w:rPr>
-          <w:lang w:val="zh_TW" w:bidi="zh_TW"/>
-        </w:rPr>
-        <w:t>身體</w:t>
-      </w:r>
-      <w:r>
-        <w:rPr>
-          <w:lang w:val="zh_TW" w:bidi="zh_TW"/>
-        </w:rPr>
-        <w:t>，</w:t>
+        <w:t>（另見：身體，</w:t>
       </w:r>
       <w:r>
         <w:rPr>
@@ -815,19 +803,7 @@
         <w:rPr>
           <w:lang w:val="zh_TW" w:bidi="zh_TW"/>
         </w:rPr>
-        <w:t>、</w:t>
-      </w:r>
-      <w:r>
-        <w:rPr>
-          <w:lang w:val="zh_TW" w:bidi="zh_TW"/>
-        </w:rPr>
-        <w:t>力量</w:t>
-      </w:r>
-      <w:r>
-        <w:rPr>
-          <w:lang w:val="zh_TW" w:bidi="zh_TW"/>
-        </w:rPr>
-        <w:t>）</w:t>
+        <w:t>、力量）</w:t>
       </w:r>
       <w:r>
         <w:rPr>
@@ -1291,19 +1267,7 @@
         <w:rPr>
           <w:lang w:val="zh_TW" w:bidi="zh_TW"/>
         </w:rPr>
-        <w:t>（另見：</w:t>
-      </w:r>
-      <w:r>
-        <w:rPr>
-          <w:lang w:val="zh_TW" w:bidi="zh_TW"/>
-        </w:rPr>
-        <w:t>順服</w:t>
-      </w:r>
-      <w:r>
-        <w:rPr>
-          <w:lang w:val="zh_TW" w:bidi="zh_TW"/>
-        </w:rPr>
-        <w:t>、</w:t>
+        <w:t>（另見：順服、</w:t>
       </w:r>
       <w:r>
         <w:rPr>
